--- a/1)цт в менеджменте/11 Работа с MS Office.docx
+++ b/1)цт в менеджменте/11 Работа с MS Office.docx
@@ -23,7 +23,7 @@
           <w:szCs w:val="28"/>
           <w:lang w:eastAsia="en-US"/>
         </w:rPr>
-        <w:t xml:space="preserve">Задание </w:t>
+        <w:t>Задание</w:t>
       </w:r>
       <w:r>
         <w:rPr>
@@ -33,7 +33,7 @@
           <w:szCs w:val="28"/>
           <w:lang w:eastAsia="en-US"/>
         </w:rPr>
-        <w:t>Вспомнить</w:t>
+        <w:t xml:space="preserve"> 1.</w:t>
       </w:r>
       <w:r>
         <w:rPr>
@@ -53,7 +53,7 @@
           <w:szCs w:val="28"/>
           <w:lang w:eastAsia="en-US"/>
         </w:rPr>
-        <w:t xml:space="preserve">способы </w:t>
+        <w:t>Вспомнить</w:t>
       </w:r>
       <w:r>
         <w:rPr>
@@ -63,7 +63,7 @@
           <w:szCs w:val="28"/>
           <w:lang w:eastAsia="en-US"/>
         </w:rPr>
-        <w:t>создания схем для документов</w:t>
+        <w:t xml:space="preserve"> </w:t>
       </w:r>
       <w:r>
         <w:rPr>
@@ -73,9 +73,8 @@
           <w:szCs w:val="28"/>
           <w:lang w:eastAsia="en-US"/>
         </w:rPr>
-        <w:t xml:space="preserve">. </w:t>
-      </w:r>
-      <w:proofErr w:type="spellStart"/>
+        <w:t xml:space="preserve">способы </w:t>
+      </w:r>
       <w:r>
         <w:rPr>
           <w:rFonts w:ascii="Times New Roman" w:eastAsiaTheme="minorHAnsi" w:hAnsi="Times New Roman" w:cs="Times New Roman"/>
@@ -84,9 +83,8 @@
           <w:szCs w:val="28"/>
           <w:lang w:eastAsia="en-US"/>
         </w:rPr>
-        <w:t>Люым</w:t>
-      </w:r>
-      <w:proofErr w:type="spellEnd"/>
+        <w:t>создания схем для документов</w:t>
+      </w:r>
       <w:r>
         <w:rPr>
           <w:rFonts w:ascii="Times New Roman" w:eastAsiaTheme="minorHAnsi" w:hAnsi="Times New Roman" w:cs="Times New Roman"/>
@@ -95,7 +93,27 @@
           <w:szCs w:val="28"/>
           <w:lang w:eastAsia="en-US"/>
         </w:rPr>
-        <w:t xml:space="preserve"> удобным способом нарисуйте схему</w:t>
+        <w:t>. Лю</w:t>
+      </w:r>
+      <w:r>
+        <w:rPr>
+          <w:rFonts w:ascii="Times New Roman" w:eastAsiaTheme="minorHAnsi" w:hAnsi="Times New Roman" w:cs="Times New Roman"/>
+          <w:b/>
+          <w:sz w:val="28"/>
+          <w:szCs w:val="28"/>
+          <w:lang w:eastAsia="en-US"/>
+        </w:rPr>
+        <w:t>б</w:t>
+      </w:r>
+      <w:r>
+        <w:rPr>
+          <w:rFonts w:ascii="Times New Roman" w:eastAsiaTheme="minorHAnsi" w:hAnsi="Times New Roman" w:cs="Times New Roman"/>
+          <w:b/>
+          <w:sz w:val="28"/>
+          <w:szCs w:val="28"/>
+          <w:lang w:eastAsia="en-US"/>
+        </w:rPr>
+        <w:t>ым удобным способом нарисуйте схему</w:t>
       </w:r>
     </w:p>
     <w:p>
@@ -115,9 +133,9 @@
         <w:rPr>
           <w:rFonts w:ascii="Times New Roman" w:eastAsiaTheme="minorHAnsi" w:hAnsi="Times New Roman" w:cs="Times New Roman"/>
           <w:b/>
-          <w:sz w:val="28"/>
-          <w:szCs w:val="28"/>
-          <w:lang w:eastAsia="en-US"/>
+          <w:noProof/>
+          <w:sz w:val="28"/>
+          <w:szCs w:val="28"/>
         </w:rPr>
         <w:drawing>
           <wp:inline distT="0" distB="0" distL="0" distR="0">
@@ -241,7 +259,27 @@
           <w:szCs w:val="28"/>
           <w:lang w:eastAsia="en-US"/>
         </w:rPr>
-        <w:t>Вспомните алгоритмы слияния данных при работе с документами</w:t>
+        <w:t xml:space="preserve">Вспомните алгоритмы слияния данных при работе с </w:t>
+      </w:r>
+      <w:r>
+        <w:rPr>
+          <w:rFonts w:ascii="Times New Roman" w:eastAsiaTheme="minorHAnsi" w:hAnsi="Times New Roman" w:cs="Times New Roman"/>
+          <w:b/>
+          <w:sz w:val="28"/>
+          <w:szCs w:val="28"/>
+          <w:lang w:eastAsia="en-US"/>
+        </w:rPr>
+        <w:t xml:space="preserve">двумя </w:t>
+      </w:r>
+      <w:r>
+        <w:rPr>
+          <w:rFonts w:ascii="Times New Roman" w:eastAsiaTheme="minorHAnsi" w:hAnsi="Times New Roman" w:cs="Times New Roman"/>
+          <w:b/>
+          <w:sz w:val="28"/>
+          <w:szCs w:val="28"/>
+          <w:lang w:eastAsia="en-US"/>
+        </w:rPr>
+        <w:t>документами</w:t>
       </w:r>
     </w:p>
     <w:p>
@@ -258,25 +296,6 @@
       </w:pPr>
       <w:r>
         <w:rPr>
-          <w:rFonts w:ascii="Times New Roman" w:eastAsiaTheme="minorHAnsi" w:hAnsi="Times New Roman" w:cs="Times New Roman"/>
-          <w:b/>
-          <w:color w:val="FF0000"/>
-          <w:sz w:val="28"/>
-          <w:szCs w:val="28"/>
-          <w:lang w:eastAsia="en-US"/>
-        </w:rPr>
-        <w:t>а)</w:t>
-      </w:r>
-      <w:r>
-        <w:rPr>
-          <w:rFonts w:ascii="Times New Roman" w:eastAsia="Calibri" w:hAnsi="Times New Roman" w:cs="Times New Roman"/>
-          <w:sz w:val="28"/>
-          <w:lang w:eastAsia="en-US"/>
-        </w:rPr>
-        <w:t xml:space="preserve"> </w:t>
-      </w:r>
-      <w:r>
-        <w:rPr>
           <w:rFonts w:ascii="Times New Roman" w:eastAsia="Calibri" w:hAnsi="Times New Roman" w:cs="Times New Roman"/>
           <w:sz w:val="28"/>
           <w:lang w:eastAsia="en-US"/>
@@ -548,9 +567,9 @@
       <w:r>
         <w:rPr>
           <w:rFonts w:ascii="Times New Roman" w:eastAsiaTheme="minorHAnsi" w:hAnsi="Times New Roman" w:cs="Times New Roman"/>
-          <w:sz w:val="28"/>
-          <w:szCs w:val="28"/>
-          <w:lang w:eastAsia="en-US"/>
+          <w:noProof/>
+          <w:sz w:val="28"/>
+          <w:szCs w:val="28"/>
         </w:rPr>
         <w:lastRenderedPageBreak/>
         <w:drawing>
